--- a/docs/tables/whole/sec4_anemia_2.docx
+++ b/docs/tables/whole/sec4_anemia_2.docx
@@ -1103,7 +1103,7 @@
                 <w:szCs w:val="22"/>
                 <w:color w:val="000000"/>
               </w:rPr>
-              <w:t xml:space="preserve">1.28</w:t>
+              <w:t xml:space="preserve">1.27</w:t>
             </w:r>
           </w:p>
         </w:tc>
@@ -1692,7 +1692,7 @@
                 <w:szCs w:val="22"/>
                 <w:color w:val="000000"/>
               </w:rPr>
-              <w:t xml:space="preserve">0.930</w:t>
+              <w:t xml:space="preserve">0.920</w:t>
             </w:r>
           </w:p>
         </w:tc>
@@ -3141,7 +3141,7 @@
                 <w:szCs w:val="22"/>
                 <w:color w:val="000000"/>
               </w:rPr>
-              <w:t xml:space="preserve">0.330</w:t>
+              <w:t xml:space="preserve">0.340</w:t>
             </w:r>
           </w:p>
         </w:tc>
@@ -3624,7 +3624,7 @@
                 <w:szCs w:val="22"/>
                 <w:color w:val="000000"/>
               </w:rPr>
-              <w:t xml:space="preserve">0.055</w:t>
+              <w:t xml:space="preserve">0.053</w:t>
             </w:r>
           </w:p>
         </w:tc>
@@ -4967,7 +4967,7 @@
                 <w:szCs w:val="22"/>
                 <w:color w:val="000000"/>
               </w:rPr>
-              <w:t xml:space="preserve">1.03</w:t>
+              <w:t xml:space="preserve">1.04</w:t>
             </w:r>
           </w:p>
         </w:tc>
@@ -5073,7 +5073,7 @@
                 <w:szCs w:val="22"/>
                 <w:color w:val="000000"/>
               </w:rPr>
-              <w:t xml:space="preserve">0.870</w:t>
+              <w:t xml:space="preserve">0.860</w:t>
             </w:r>
           </w:p>
         </w:tc>
@@ -6469,60 +6469,60 @@
                 <w:szCs w:val="22"/>
                 <w:color w:val="000000"/>
               </w:rPr>
-              <w:t xml:space="preserve">0.68, 3.43</w:t>
-            </w:r>
-          </w:p>
-        </w:tc>
-        <w:tc>
-          <w:tcPr>
-            <w:tcBorders>
-              <w:bottom w:val="none" w:sz="0" w:space="0" w:color="000000"/>
-              <w:top w:val="none" w:sz="0" w:space="0" w:color="000000"/>
-              <w:left w:val="none" w:sz="0" w:space="0" w:color="000000"/>
-              <w:right w:val="none" w:sz="0" w:space="0" w:color="000000"/>
-            </w:tcBorders>
-            <w:shd w:val="clear" w:color="auto" w:fill="FFFFFF"/>
-            <w:tcMar>
-              <w:top w:w="0" w:type="dxa"/>
-              <w:bottom w:w="0" w:type="dxa"/>
-              <w:left w:w="0" w:type="dxa"/>
-              <w:right w:w="0" w:type="dxa"/>
-            </w:tcMar>
-            <w:vAlign w:val="top"/>
-          </w:tcPr>
-          <w:p>
-            <w:pPr>
-              <w:pStyle w:val="Normal"/>
-              <w:jc w:val="center"/>
-              <w:pBdr>
-                <w:bottom w:val="none" w:sz="0" w:space="0" w:color="000000"/>
-                <w:top w:val="none" w:sz="0" w:space="0" w:color="000000"/>
-                <w:left w:val="none" w:sz="0" w:space="0" w:color="000000"/>
-                <w:right w:val="none" w:sz="0" w:space="0" w:color="000000"/>
-              </w:pBdr>
-              <w:spacing w:after="100" w:before="100" w:line="240"/>
-              <w:ind w:left="100" w:right="100" w:firstLine="0" w:firstLineChars="0"/>
-              <w:rPr>
-                <w:rFonts w:ascii="Helvetica" w:hAnsi="Helvetica" w:eastAsia="Helvetica" w:cs="Helvetica"/>
-                <w:i w:val="false"/>
-                <w:b w:val="false"/>
-                <w:u w:val="none"/>
-                <w:sz w:val="22"/>
-                <w:szCs w:val="22"/>
-                <w:color w:val="000000"/>
-              </w:rPr>
-            </w:pPr>
-            <w:r>
-              <w:rPr>
-                <w:rFonts w:ascii="Helvetica" w:hAnsi="Helvetica" w:eastAsia="Helvetica" w:cs="Helvetica"/>
-                <w:i w:val="false"/>
-                <w:b w:val="false"/>
-                <w:u w:val="none"/>
-                <w:sz w:val="22"/>
-                <w:szCs w:val="22"/>
-                <w:color w:val="000000"/>
-              </w:rPr>
-              <w:t xml:space="preserve">0.300</w:t>
+              <w:t xml:space="preserve">0.68, 3.42</w:t>
+            </w:r>
+          </w:p>
+        </w:tc>
+        <w:tc>
+          <w:tcPr>
+            <w:tcBorders>
+              <w:bottom w:val="none" w:sz="0" w:space="0" w:color="000000"/>
+              <w:top w:val="none" w:sz="0" w:space="0" w:color="000000"/>
+              <w:left w:val="none" w:sz="0" w:space="0" w:color="000000"/>
+              <w:right w:val="none" w:sz="0" w:space="0" w:color="000000"/>
+            </w:tcBorders>
+            <w:shd w:val="clear" w:color="auto" w:fill="FFFFFF"/>
+            <w:tcMar>
+              <w:top w:w="0" w:type="dxa"/>
+              <w:bottom w:w="0" w:type="dxa"/>
+              <w:left w:w="0" w:type="dxa"/>
+              <w:right w:w="0" w:type="dxa"/>
+            </w:tcMar>
+            <w:vAlign w:val="top"/>
+          </w:tcPr>
+          <w:p>
+            <w:pPr>
+              <w:pStyle w:val="Normal"/>
+              <w:jc w:val="center"/>
+              <w:pBdr>
+                <w:bottom w:val="none" w:sz="0" w:space="0" w:color="000000"/>
+                <w:top w:val="none" w:sz="0" w:space="0" w:color="000000"/>
+                <w:left w:val="none" w:sz="0" w:space="0" w:color="000000"/>
+                <w:right w:val="none" w:sz="0" w:space="0" w:color="000000"/>
+              </w:pBdr>
+              <w:spacing w:after="100" w:before="100" w:line="240"/>
+              <w:ind w:left="100" w:right="100" w:firstLine="0" w:firstLineChars="0"/>
+              <w:rPr>
+                <w:rFonts w:ascii="Helvetica" w:hAnsi="Helvetica" w:eastAsia="Helvetica" w:cs="Helvetica"/>
+                <w:i w:val="false"/>
+                <w:b w:val="false"/>
+                <w:u w:val="none"/>
+                <w:sz w:val="22"/>
+                <w:szCs w:val="22"/>
+                <w:color w:val="000000"/>
+              </w:rPr>
+            </w:pPr>
+            <w:r>
+              <w:rPr>
+                <w:rFonts w:ascii="Helvetica" w:hAnsi="Helvetica" w:eastAsia="Helvetica" w:cs="Helvetica"/>
+                <w:i w:val="false"/>
+                <w:b w:val="false"/>
+                <w:u w:val="none"/>
+                <w:sz w:val="22"/>
+                <w:szCs w:val="22"/>
+                <w:color w:val="000000"/>
+              </w:rPr>
+              <w:t xml:space="preserve">0.310</w:t>
             </w:r>
           </w:p>
         </w:tc>
@@ -6899,113 +6899,113 @@
                 <w:szCs w:val="22"/>
                 <w:color w:val="000000"/>
               </w:rPr>
-              <w:t xml:space="preserve">0.73</w:t>
-            </w:r>
-          </w:p>
-        </w:tc>
-        <w:tc>
-          <w:tcPr>
-            <w:tcBorders>
-              <w:bottom w:val="none" w:sz="0" w:space="0" w:color="000000"/>
-              <w:top w:val="none" w:sz="0" w:space="0" w:color="000000"/>
-              <w:left w:val="none" w:sz="0" w:space="0" w:color="000000"/>
-              <w:right w:val="none" w:sz="0" w:space="0" w:color="000000"/>
-            </w:tcBorders>
-            <w:shd w:val="clear" w:color="auto" w:fill="FFFFFF"/>
-            <w:tcMar>
-              <w:top w:w="0" w:type="dxa"/>
-              <w:bottom w:w="0" w:type="dxa"/>
-              <w:left w:w="0" w:type="dxa"/>
-              <w:right w:w="0" w:type="dxa"/>
-            </w:tcMar>
-            <w:vAlign w:val="top"/>
-          </w:tcPr>
-          <w:p>
-            <w:pPr>
-              <w:pStyle w:val="Normal"/>
-              <w:jc w:val="center"/>
-              <w:pBdr>
-                <w:bottom w:val="none" w:sz="0" w:space="0" w:color="000000"/>
-                <w:top w:val="none" w:sz="0" w:space="0" w:color="000000"/>
-                <w:left w:val="none" w:sz="0" w:space="0" w:color="000000"/>
-                <w:right w:val="none" w:sz="0" w:space="0" w:color="000000"/>
-              </w:pBdr>
-              <w:spacing w:after="100" w:before="100" w:line="240"/>
-              <w:ind w:left="100" w:right="100" w:firstLine="0" w:firstLineChars="0"/>
-              <w:rPr>
-                <w:rFonts w:ascii="Helvetica" w:hAnsi="Helvetica" w:eastAsia="Helvetica" w:cs="Helvetica"/>
-                <w:i w:val="false"/>
-                <w:b w:val="false"/>
-                <w:u w:val="none"/>
-                <w:sz w:val="22"/>
-                <w:szCs w:val="22"/>
-                <w:color w:val="000000"/>
-              </w:rPr>
-            </w:pPr>
-            <w:r>
-              <w:rPr>
-                <w:rFonts w:ascii="Helvetica" w:hAnsi="Helvetica" w:eastAsia="Helvetica" w:cs="Helvetica"/>
-                <w:i w:val="false"/>
-                <w:b w:val="false"/>
-                <w:u w:val="none"/>
-                <w:sz w:val="22"/>
-                <w:szCs w:val="22"/>
-                <w:color w:val="000000"/>
-              </w:rPr>
-              <w:t xml:space="preserve">0.25, 2.11</w:t>
-            </w:r>
-          </w:p>
-        </w:tc>
-        <w:tc>
-          <w:tcPr>
-            <w:tcBorders>
-              <w:bottom w:val="none" w:sz="0" w:space="0" w:color="000000"/>
-              <w:top w:val="none" w:sz="0" w:space="0" w:color="000000"/>
-              <w:left w:val="none" w:sz="0" w:space="0" w:color="000000"/>
-              <w:right w:val="none" w:sz="0" w:space="0" w:color="000000"/>
-            </w:tcBorders>
-            <w:shd w:val="clear" w:color="auto" w:fill="FFFFFF"/>
-            <w:tcMar>
-              <w:top w:w="0" w:type="dxa"/>
-              <w:bottom w:w="0" w:type="dxa"/>
-              <w:left w:w="0" w:type="dxa"/>
-              <w:right w:w="0" w:type="dxa"/>
-            </w:tcMar>
-            <w:vAlign w:val="top"/>
-          </w:tcPr>
-          <w:p>
-            <w:pPr>
-              <w:pStyle w:val="Normal"/>
-              <w:jc w:val="center"/>
-              <w:pBdr>
-                <w:bottom w:val="none" w:sz="0" w:space="0" w:color="000000"/>
-                <w:top w:val="none" w:sz="0" w:space="0" w:color="000000"/>
-                <w:left w:val="none" w:sz="0" w:space="0" w:color="000000"/>
-                <w:right w:val="none" w:sz="0" w:space="0" w:color="000000"/>
-              </w:pBdr>
-              <w:spacing w:after="100" w:before="100" w:line="240"/>
-              <w:ind w:left="100" w:right="100" w:firstLine="0" w:firstLineChars="0"/>
-              <w:rPr>
-                <w:rFonts w:ascii="Helvetica" w:hAnsi="Helvetica" w:eastAsia="Helvetica" w:cs="Helvetica"/>
-                <w:i w:val="false"/>
-                <w:b w:val="false"/>
-                <w:u w:val="none"/>
-                <w:sz w:val="22"/>
-                <w:szCs w:val="22"/>
-                <w:color w:val="000000"/>
-              </w:rPr>
-            </w:pPr>
-            <w:r>
-              <w:rPr>
-                <w:rFonts w:ascii="Helvetica" w:hAnsi="Helvetica" w:eastAsia="Helvetica" w:cs="Helvetica"/>
-                <w:i w:val="false"/>
-                <w:b w:val="false"/>
-                <w:u w:val="none"/>
-                <w:sz w:val="22"/>
-                <w:szCs w:val="22"/>
-                <w:color w:val="000000"/>
-              </w:rPr>
-              <w:t xml:space="preserve">0.560</w:t>
+              <w:t xml:space="preserve">0.74</w:t>
+            </w:r>
+          </w:p>
+        </w:tc>
+        <w:tc>
+          <w:tcPr>
+            <w:tcBorders>
+              <w:bottom w:val="none" w:sz="0" w:space="0" w:color="000000"/>
+              <w:top w:val="none" w:sz="0" w:space="0" w:color="000000"/>
+              <w:left w:val="none" w:sz="0" w:space="0" w:color="000000"/>
+              <w:right w:val="none" w:sz="0" w:space="0" w:color="000000"/>
+            </w:tcBorders>
+            <w:shd w:val="clear" w:color="auto" w:fill="FFFFFF"/>
+            <w:tcMar>
+              <w:top w:w="0" w:type="dxa"/>
+              <w:bottom w:w="0" w:type="dxa"/>
+              <w:left w:w="0" w:type="dxa"/>
+              <w:right w:w="0" w:type="dxa"/>
+            </w:tcMar>
+            <w:vAlign w:val="top"/>
+          </w:tcPr>
+          <w:p>
+            <w:pPr>
+              <w:pStyle w:val="Normal"/>
+              <w:jc w:val="center"/>
+              <w:pBdr>
+                <w:bottom w:val="none" w:sz="0" w:space="0" w:color="000000"/>
+                <w:top w:val="none" w:sz="0" w:space="0" w:color="000000"/>
+                <w:left w:val="none" w:sz="0" w:space="0" w:color="000000"/>
+                <w:right w:val="none" w:sz="0" w:space="0" w:color="000000"/>
+              </w:pBdr>
+              <w:spacing w:after="100" w:before="100" w:line="240"/>
+              <w:ind w:left="100" w:right="100" w:firstLine="0" w:firstLineChars="0"/>
+              <w:rPr>
+                <w:rFonts w:ascii="Helvetica" w:hAnsi="Helvetica" w:eastAsia="Helvetica" w:cs="Helvetica"/>
+                <w:i w:val="false"/>
+                <w:b w:val="false"/>
+                <w:u w:val="none"/>
+                <w:sz w:val="22"/>
+                <w:szCs w:val="22"/>
+                <w:color w:val="000000"/>
+              </w:rPr>
+            </w:pPr>
+            <w:r>
+              <w:rPr>
+                <w:rFonts w:ascii="Helvetica" w:hAnsi="Helvetica" w:eastAsia="Helvetica" w:cs="Helvetica"/>
+                <w:i w:val="false"/>
+                <w:b w:val="false"/>
+                <w:u w:val="none"/>
+                <w:sz w:val="22"/>
+                <w:szCs w:val="22"/>
+                <w:color w:val="000000"/>
+              </w:rPr>
+              <w:t xml:space="preserve">0.25, 2.13</w:t>
+            </w:r>
+          </w:p>
+        </w:tc>
+        <w:tc>
+          <w:tcPr>
+            <w:tcBorders>
+              <w:bottom w:val="none" w:sz="0" w:space="0" w:color="000000"/>
+              <w:top w:val="none" w:sz="0" w:space="0" w:color="000000"/>
+              <w:left w:val="none" w:sz="0" w:space="0" w:color="000000"/>
+              <w:right w:val="none" w:sz="0" w:space="0" w:color="000000"/>
+            </w:tcBorders>
+            <w:shd w:val="clear" w:color="auto" w:fill="FFFFFF"/>
+            <w:tcMar>
+              <w:top w:w="0" w:type="dxa"/>
+              <w:bottom w:w="0" w:type="dxa"/>
+              <w:left w:w="0" w:type="dxa"/>
+              <w:right w:w="0" w:type="dxa"/>
+            </w:tcMar>
+            <w:vAlign w:val="top"/>
+          </w:tcPr>
+          <w:p>
+            <w:pPr>
+              <w:pStyle w:val="Normal"/>
+              <w:jc w:val="center"/>
+              <w:pBdr>
+                <w:bottom w:val="none" w:sz="0" w:space="0" w:color="000000"/>
+                <w:top w:val="none" w:sz="0" w:space="0" w:color="000000"/>
+                <w:left w:val="none" w:sz="0" w:space="0" w:color="000000"/>
+                <w:right w:val="none" w:sz="0" w:space="0" w:color="000000"/>
+              </w:pBdr>
+              <w:spacing w:after="100" w:before="100" w:line="240"/>
+              <w:ind w:left="100" w:right="100" w:firstLine="0" w:firstLineChars="0"/>
+              <w:rPr>
+                <w:rFonts w:ascii="Helvetica" w:hAnsi="Helvetica" w:eastAsia="Helvetica" w:cs="Helvetica"/>
+                <w:i w:val="false"/>
+                <w:b w:val="false"/>
+                <w:u w:val="none"/>
+                <w:sz w:val="22"/>
+                <w:szCs w:val="22"/>
+                <w:color w:val="000000"/>
+              </w:rPr>
+            </w:pPr>
+            <w:r>
+              <w:rPr>
+                <w:rFonts w:ascii="Helvetica" w:hAnsi="Helvetica" w:eastAsia="Helvetica" w:cs="Helvetica"/>
+                <w:i w:val="false"/>
+                <w:b w:val="false"/>
+                <w:u w:val="none"/>
+                <w:sz w:val="22"/>
+                <w:szCs w:val="22"/>
+                <w:color w:val="000000"/>
+              </w:rPr>
+              <w:t xml:space="preserve">0.570</w:t>
             </w:r>
           </w:p>
         </w:tc>
@@ -7382,60 +7382,60 @@
                 <w:szCs w:val="22"/>
                 <w:color w:val="000000"/>
               </w:rPr>
-              <w:t xml:space="preserve">0.66</w:t>
-            </w:r>
-          </w:p>
-        </w:tc>
-        <w:tc>
-          <w:tcPr>
-            <w:tcBorders>
-              <w:bottom w:val="none" w:sz="0" w:space="0" w:color="000000"/>
-              <w:top w:val="none" w:sz="0" w:space="0" w:color="000000"/>
-              <w:left w:val="none" w:sz="0" w:space="0" w:color="000000"/>
-              <w:right w:val="none" w:sz="0" w:space="0" w:color="000000"/>
-            </w:tcBorders>
-            <w:shd w:val="clear" w:color="auto" w:fill="FFFFFF"/>
-            <w:tcMar>
-              <w:top w:w="0" w:type="dxa"/>
-              <w:bottom w:w="0" w:type="dxa"/>
-              <w:left w:w="0" w:type="dxa"/>
-              <w:right w:w="0" w:type="dxa"/>
-            </w:tcMar>
-            <w:vAlign w:val="top"/>
-          </w:tcPr>
-          <w:p>
-            <w:pPr>
-              <w:pStyle w:val="Normal"/>
-              <w:jc w:val="center"/>
-              <w:pBdr>
-                <w:bottom w:val="none" w:sz="0" w:space="0" w:color="000000"/>
-                <w:top w:val="none" w:sz="0" w:space="0" w:color="000000"/>
-                <w:left w:val="none" w:sz="0" w:space="0" w:color="000000"/>
-                <w:right w:val="none" w:sz="0" w:space="0" w:color="000000"/>
-              </w:pBdr>
-              <w:spacing w:after="100" w:before="100" w:line="240"/>
-              <w:ind w:left="100" w:right="100" w:firstLine="0" w:firstLineChars="0"/>
-              <w:rPr>
-                <w:rFonts w:ascii="Helvetica" w:hAnsi="Helvetica" w:eastAsia="Helvetica" w:cs="Helvetica"/>
-                <w:i w:val="false"/>
-                <w:b w:val="false"/>
-                <w:u w:val="none"/>
-                <w:sz w:val="22"/>
-                <w:szCs w:val="22"/>
-                <w:color w:val="000000"/>
-              </w:rPr>
-            </w:pPr>
-            <w:r>
-              <w:rPr>
-                <w:rFonts w:ascii="Helvetica" w:hAnsi="Helvetica" w:eastAsia="Helvetica" w:cs="Helvetica"/>
-                <w:i w:val="false"/>
-                <w:b w:val="false"/>
-                <w:u w:val="none"/>
-                <w:sz w:val="22"/>
-                <w:szCs w:val="22"/>
-                <w:color w:val="000000"/>
-              </w:rPr>
-              <w:t xml:space="preserve">0.26, 1.68</w:t>
+              <w:t xml:space="preserve">0.65</w:t>
+            </w:r>
+          </w:p>
+        </w:tc>
+        <w:tc>
+          <w:tcPr>
+            <w:tcBorders>
+              <w:bottom w:val="none" w:sz="0" w:space="0" w:color="000000"/>
+              <w:top w:val="none" w:sz="0" w:space="0" w:color="000000"/>
+              <w:left w:val="none" w:sz="0" w:space="0" w:color="000000"/>
+              <w:right w:val="none" w:sz="0" w:space="0" w:color="000000"/>
+            </w:tcBorders>
+            <w:shd w:val="clear" w:color="auto" w:fill="FFFFFF"/>
+            <w:tcMar>
+              <w:top w:w="0" w:type="dxa"/>
+              <w:bottom w:w="0" w:type="dxa"/>
+              <w:left w:w="0" w:type="dxa"/>
+              <w:right w:w="0" w:type="dxa"/>
+            </w:tcMar>
+            <w:vAlign w:val="top"/>
+          </w:tcPr>
+          <w:p>
+            <w:pPr>
+              <w:pStyle w:val="Normal"/>
+              <w:jc w:val="center"/>
+              <w:pBdr>
+                <w:bottom w:val="none" w:sz="0" w:space="0" w:color="000000"/>
+                <w:top w:val="none" w:sz="0" w:space="0" w:color="000000"/>
+                <w:left w:val="none" w:sz="0" w:space="0" w:color="000000"/>
+                <w:right w:val="none" w:sz="0" w:space="0" w:color="000000"/>
+              </w:pBdr>
+              <w:spacing w:after="100" w:before="100" w:line="240"/>
+              <w:ind w:left="100" w:right="100" w:firstLine="0" w:firstLineChars="0"/>
+              <w:rPr>
+                <w:rFonts w:ascii="Helvetica" w:hAnsi="Helvetica" w:eastAsia="Helvetica" w:cs="Helvetica"/>
+                <w:i w:val="false"/>
+                <w:b w:val="false"/>
+                <w:u w:val="none"/>
+                <w:sz w:val="22"/>
+                <w:szCs w:val="22"/>
+                <w:color w:val="000000"/>
+              </w:rPr>
+            </w:pPr>
+            <w:r>
+              <w:rPr>
+                <w:rFonts w:ascii="Helvetica" w:hAnsi="Helvetica" w:eastAsia="Helvetica" w:cs="Helvetica"/>
+                <w:i w:val="false"/>
+                <w:b w:val="false"/>
+                <w:u w:val="none"/>
+                <w:sz w:val="22"/>
+                <w:szCs w:val="22"/>
+                <w:color w:val="000000"/>
+              </w:rPr>
+              <w:t xml:space="preserve">0.25, 1.68</w:t>
             </w:r>
           </w:p>
         </w:tc>
@@ -7865,7 +7865,7 @@
                 <w:szCs w:val="22"/>
                 <w:color w:val="000000"/>
               </w:rPr>
-              <w:t xml:space="preserve">1.47</w:t>
+              <w:t xml:space="preserve">1.46</w:t>
             </w:r>
           </w:p>
         </w:tc>
@@ -8401,7 +8401,7 @@
                 <w:szCs w:val="22"/>
                 <w:color w:val="000000"/>
               </w:rPr>
-              <w:t xml:space="preserve">0.24, 1.35</w:t>
+              <w:t xml:space="preserve">0.24, 1.36</w:t>
             </w:r>
           </w:p>
         </w:tc>
@@ -8884,60 +8884,60 @@
                 <w:szCs w:val="22"/>
                 <w:color w:val="000000"/>
               </w:rPr>
-              <w:t xml:space="preserve">0.41, 2.73</w:t>
-            </w:r>
-          </w:p>
-        </w:tc>
-        <w:tc>
-          <w:tcPr>
-            <w:tcBorders>
-              <w:bottom w:val="none" w:sz="0" w:space="0" w:color="000000"/>
-              <w:top w:val="none" w:sz="0" w:space="0" w:color="000000"/>
-              <w:left w:val="none" w:sz="0" w:space="0" w:color="000000"/>
-              <w:right w:val="none" w:sz="0" w:space="0" w:color="000000"/>
-            </w:tcBorders>
-            <w:shd w:val="clear" w:color="auto" w:fill="FFFFFF"/>
-            <w:tcMar>
-              <w:top w:w="0" w:type="dxa"/>
-              <w:bottom w:w="0" w:type="dxa"/>
-              <w:left w:w="0" w:type="dxa"/>
-              <w:right w:w="0" w:type="dxa"/>
-            </w:tcMar>
-            <w:vAlign w:val="top"/>
-          </w:tcPr>
-          <w:p>
-            <w:pPr>
-              <w:pStyle w:val="Normal"/>
-              <w:jc w:val="center"/>
-              <w:pBdr>
-                <w:bottom w:val="none" w:sz="0" w:space="0" w:color="000000"/>
-                <w:top w:val="none" w:sz="0" w:space="0" w:color="000000"/>
-                <w:left w:val="none" w:sz="0" w:space="0" w:color="000000"/>
-                <w:right w:val="none" w:sz="0" w:space="0" w:color="000000"/>
-              </w:pBdr>
-              <w:spacing w:after="100" w:before="100" w:line="240"/>
-              <w:ind w:left="100" w:right="100" w:firstLine="0" w:firstLineChars="0"/>
-              <w:rPr>
-                <w:rFonts w:ascii="Helvetica" w:hAnsi="Helvetica" w:eastAsia="Helvetica" w:cs="Helvetica"/>
-                <w:i w:val="false"/>
-                <w:b w:val="false"/>
-                <w:u w:val="none"/>
-                <w:sz w:val="22"/>
-                <w:szCs w:val="22"/>
-                <w:color w:val="000000"/>
-              </w:rPr>
-            </w:pPr>
-            <w:r>
-              <w:rPr>
-                <w:rFonts w:ascii="Helvetica" w:hAnsi="Helvetica" w:eastAsia="Helvetica" w:cs="Helvetica"/>
-                <w:i w:val="false"/>
-                <w:b w:val="false"/>
-                <w:u w:val="none"/>
-                <w:sz w:val="22"/>
-                <w:szCs w:val="22"/>
-                <w:color w:val="000000"/>
-              </w:rPr>
-              <w:t xml:space="preserve">0.910</w:t>
+              <w:t xml:space="preserve">0.41, 2.75</w:t>
+            </w:r>
+          </w:p>
+        </w:tc>
+        <w:tc>
+          <w:tcPr>
+            <w:tcBorders>
+              <w:bottom w:val="none" w:sz="0" w:space="0" w:color="000000"/>
+              <w:top w:val="none" w:sz="0" w:space="0" w:color="000000"/>
+              <w:left w:val="none" w:sz="0" w:space="0" w:color="000000"/>
+              <w:right w:val="none" w:sz="0" w:space="0" w:color="000000"/>
+            </w:tcBorders>
+            <w:shd w:val="clear" w:color="auto" w:fill="FFFFFF"/>
+            <w:tcMar>
+              <w:top w:w="0" w:type="dxa"/>
+              <w:bottom w:w="0" w:type="dxa"/>
+              <w:left w:w="0" w:type="dxa"/>
+              <w:right w:w="0" w:type="dxa"/>
+            </w:tcMar>
+            <w:vAlign w:val="top"/>
+          </w:tcPr>
+          <w:p>
+            <w:pPr>
+              <w:pStyle w:val="Normal"/>
+              <w:jc w:val="center"/>
+              <w:pBdr>
+                <w:bottom w:val="none" w:sz="0" w:space="0" w:color="000000"/>
+                <w:top w:val="none" w:sz="0" w:space="0" w:color="000000"/>
+                <w:left w:val="none" w:sz="0" w:space="0" w:color="000000"/>
+                <w:right w:val="none" w:sz="0" w:space="0" w:color="000000"/>
+              </w:pBdr>
+              <w:spacing w:after="100" w:before="100" w:line="240"/>
+              <w:ind w:left="100" w:right="100" w:firstLine="0" w:firstLineChars="0"/>
+              <w:rPr>
+                <w:rFonts w:ascii="Helvetica" w:hAnsi="Helvetica" w:eastAsia="Helvetica" w:cs="Helvetica"/>
+                <w:i w:val="false"/>
+                <w:b w:val="false"/>
+                <w:u w:val="none"/>
+                <w:sz w:val="22"/>
+                <w:szCs w:val="22"/>
+                <w:color w:val="000000"/>
+              </w:rPr>
+            </w:pPr>
+            <w:r>
+              <w:rPr>
+                <w:rFonts w:ascii="Helvetica" w:hAnsi="Helvetica" w:eastAsia="Helvetica" w:cs="Helvetica"/>
+                <w:i w:val="false"/>
+                <w:b w:val="false"/>
+                <w:u w:val="none"/>
+                <w:sz w:val="22"/>
+                <w:szCs w:val="22"/>
+                <w:color w:val="000000"/>
+              </w:rPr>
+              <w:t xml:space="preserve">0.900</w:t>
             </w:r>
           </w:p>
         </w:tc>
@@ -10280,113 +10280,113 @@
                 <w:szCs w:val="22"/>
                 <w:color w:val="000000"/>
               </w:rPr>
-              <w:t xml:space="preserve">1.91</w:t>
-            </w:r>
-          </w:p>
-        </w:tc>
-        <w:tc>
-          <w:tcPr>
-            <w:tcBorders>
-              <w:bottom w:val="none" w:sz="0" w:space="0" w:color="000000"/>
-              <w:top w:val="none" w:sz="0" w:space="0" w:color="000000"/>
-              <w:left w:val="none" w:sz="0" w:space="0" w:color="000000"/>
-              <w:right w:val="none" w:sz="0" w:space="0" w:color="000000"/>
-            </w:tcBorders>
-            <w:shd w:val="clear" w:color="auto" w:fill="FFFFFF"/>
-            <w:tcMar>
-              <w:top w:w="0" w:type="dxa"/>
-              <w:bottom w:w="0" w:type="dxa"/>
-              <w:left w:w="0" w:type="dxa"/>
-              <w:right w:w="0" w:type="dxa"/>
-            </w:tcMar>
-            <w:vAlign w:val="top"/>
-          </w:tcPr>
-          <w:p>
-            <w:pPr>
-              <w:pStyle w:val="Normal"/>
-              <w:jc w:val="center"/>
-              <w:pBdr>
-                <w:bottom w:val="none" w:sz="0" w:space="0" w:color="000000"/>
-                <w:top w:val="none" w:sz="0" w:space="0" w:color="000000"/>
-                <w:left w:val="none" w:sz="0" w:space="0" w:color="000000"/>
-                <w:right w:val="none" w:sz="0" w:space="0" w:color="000000"/>
-              </w:pBdr>
-              <w:spacing w:after="100" w:before="100" w:line="240"/>
-              <w:ind w:left="100" w:right="100" w:firstLine="0" w:firstLineChars="0"/>
-              <w:rPr>
-                <w:rFonts w:ascii="Helvetica" w:hAnsi="Helvetica" w:eastAsia="Helvetica" w:cs="Helvetica"/>
-                <w:i w:val="false"/>
-                <w:b w:val="false"/>
-                <w:u w:val="none"/>
-                <w:sz w:val="22"/>
-                <w:szCs w:val="22"/>
-                <w:color w:val="000000"/>
-              </w:rPr>
-            </w:pPr>
-            <w:r>
-              <w:rPr>
-                <w:rFonts w:ascii="Helvetica" w:hAnsi="Helvetica" w:eastAsia="Helvetica" w:cs="Helvetica"/>
-                <w:i w:val="false"/>
-                <w:b w:val="false"/>
-                <w:u w:val="none"/>
-                <w:sz w:val="22"/>
-                <w:szCs w:val="22"/>
-                <w:color w:val="000000"/>
-              </w:rPr>
-              <w:t xml:space="preserve">0.97, 3.78</w:t>
-            </w:r>
-          </w:p>
-        </w:tc>
-        <w:tc>
-          <w:tcPr>
-            <w:tcBorders>
-              <w:bottom w:val="none" w:sz="0" w:space="0" w:color="000000"/>
-              <w:top w:val="none" w:sz="0" w:space="0" w:color="000000"/>
-              <w:left w:val="none" w:sz="0" w:space="0" w:color="000000"/>
-              <w:right w:val="none" w:sz="0" w:space="0" w:color="000000"/>
-            </w:tcBorders>
-            <w:shd w:val="clear" w:color="auto" w:fill="FFFFFF"/>
-            <w:tcMar>
-              <w:top w:w="0" w:type="dxa"/>
-              <w:bottom w:w="0" w:type="dxa"/>
-              <w:left w:w="0" w:type="dxa"/>
-              <w:right w:w="0" w:type="dxa"/>
-            </w:tcMar>
-            <w:vAlign w:val="top"/>
-          </w:tcPr>
-          <w:p>
-            <w:pPr>
-              <w:pStyle w:val="Normal"/>
-              <w:jc w:val="center"/>
-              <w:pBdr>
-                <w:bottom w:val="none" w:sz="0" w:space="0" w:color="000000"/>
-                <w:top w:val="none" w:sz="0" w:space="0" w:color="000000"/>
-                <w:left w:val="none" w:sz="0" w:space="0" w:color="000000"/>
-                <w:right w:val="none" w:sz="0" w:space="0" w:color="000000"/>
-              </w:pBdr>
-              <w:spacing w:after="100" w:before="100" w:line="240"/>
-              <w:ind w:left="100" w:right="100" w:firstLine="0" w:firstLineChars="0"/>
-              <w:rPr>
-                <w:rFonts w:ascii="Helvetica" w:hAnsi="Helvetica" w:eastAsia="Helvetica" w:cs="Helvetica"/>
-                <w:i w:val="false"/>
-                <w:b w:val="false"/>
-                <w:u w:val="none"/>
-                <w:sz w:val="22"/>
-                <w:szCs w:val="22"/>
-                <w:color w:val="000000"/>
-              </w:rPr>
-            </w:pPr>
-            <w:r>
-              <w:rPr>
-                <w:rFonts w:ascii="Helvetica" w:hAnsi="Helvetica" w:eastAsia="Helvetica" w:cs="Helvetica"/>
-                <w:i w:val="false"/>
-                <w:b w:val="false"/>
-                <w:u w:val="none"/>
-                <w:sz w:val="22"/>
-                <w:szCs w:val="22"/>
-                <w:color w:val="000000"/>
-              </w:rPr>
-              <w:t xml:space="preserve">0.062</w:t>
+              <w:t xml:space="preserve">1.92</w:t>
+            </w:r>
+          </w:p>
+        </w:tc>
+        <w:tc>
+          <w:tcPr>
+            <w:tcBorders>
+              <w:bottom w:val="none" w:sz="0" w:space="0" w:color="000000"/>
+              <w:top w:val="none" w:sz="0" w:space="0" w:color="000000"/>
+              <w:left w:val="none" w:sz="0" w:space="0" w:color="000000"/>
+              <w:right w:val="none" w:sz="0" w:space="0" w:color="000000"/>
+            </w:tcBorders>
+            <w:shd w:val="clear" w:color="auto" w:fill="FFFFFF"/>
+            <w:tcMar>
+              <w:top w:w="0" w:type="dxa"/>
+              <w:bottom w:w="0" w:type="dxa"/>
+              <w:left w:w="0" w:type="dxa"/>
+              <w:right w:w="0" w:type="dxa"/>
+            </w:tcMar>
+            <w:vAlign w:val="top"/>
+          </w:tcPr>
+          <w:p>
+            <w:pPr>
+              <w:pStyle w:val="Normal"/>
+              <w:jc w:val="center"/>
+              <w:pBdr>
+                <w:bottom w:val="none" w:sz="0" w:space="0" w:color="000000"/>
+                <w:top w:val="none" w:sz="0" w:space="0" w:color="000000"/>
+                <w:left w:val="none" w:sz="0" w:space="0" w:color="000000"/>
+                <w:right w:val="none" w:sz="0" w:space="0" w:color="000000"/>
+              </w:pBdr>
+              <w:spacing w:after="100" w:before="100" w:line="240"/>
+              <w:ind w:left="100" w:right="100" w:firstLine="0" w:firstLineChars="0"/>
+              <w:rPr>
+                <w:rFonts w:ascii="Helvetica" w:hAnsi="Helvetica" w:eastAsia="Helvetica" w:cs="Helvetica"/>
+                <w:i w:val="false"/>
+                <w:b w:val="false"/>
+                <w:u w:val="none"/>
+                <w:sz w:val="22"/>
+                <w:szCs w:val="22"/>
+                <w:color w:val="000000"/>
+              </w:rPr>
+            </w:pPr>
+            <w:r>
+              <w:rPr>
+                <w:rFonts w:ascii="Helvetica" w:hAnsi="Helvetica" w:eastAsia="Helvetica" w:cs="Helvetica"/>
+                <w:i w:val="false"/>
+                <w:b w:val="false"/>
+                <w:u w:val="none"/>
+                <w:sz w:val="22"/>
+                <w:szCs w:val="22"/>
+                <w:color w:val="000000"/>
+              </w:rPr>
+              <w:t xml:space="preserve">0.97, 3.79</w:t>
+            </w:r>
+          </w:p>
+        </w:tc>
+        <w:tc>
+          <w:tcPr>
+            <w:tcBorders>
+              <w:bottom w:val="none" w:sz="0" w:space="0" w:color="000000"/>
+              <w:top w:val="none" w:sz="0" w:space="0" w:color="000000"/>
+              <w:left w:val="none" w:sz="0" w:space="0" w:color="000000"/>
+              <w:right w:val="none" w:sz="0" w:space="0" w:color="000000"/>
+            </w:tcBorders>
+            <w:shd w:val="clear" w:color="auto" w:fill="FFFFFF"/>
+            <w:tcMar>
+              <w:top w:w="0" w:type="dxa"/>
+              <w:bottom w:w="0" w:type="dxa"/>
+              <w:left w:w="0" w:type="dxa"/>
+              <w:right w:w="0" w:type="dxa"/>
+            </w:tcMar>
+            <w:vAlign w:val="top"/>
+          </w:tcPr>
+          <w:p>
+            <w:pPr>
+              <w:pStyle w:val="Normal"/>
+              <w:jc w:val="center"/>
+              <w:pBdr>
+                <w:bottom w:val="none" w:sz="0" w:space="0" w:color="000000"/>
+                <w:top w:val="none" w:sz="0" w:space="0" w:color="000000"/>
+                <w:left w:val="none" w:sz="0" w:space="0" w:color="000000"/>
+                <w:right w:val="none" w:sz="0" w:space="0" w:color="000000"/>
+              </w:pBdr>
+              <w:spacing w:after="100" w:before="100" w:line="240"/>
+              <w:ind w:left="100" w:right="100" w:firstLine="0" w:firstLineChars="0"/>
+              <w:rPr>
+                <w:rFonts w:ascii="Helvetica" w:hAnsi="Helvetica" w:eastAsia="Helvetica" w:cs="Helvetica"/>
+                <w:i w:val="false"/>
+                <w:b w:val="false"/>
+                <w:u w:val="none"/>
+                <w:sz w:val="22"/>
+                <w:szCs w:val="22"/>
+                <w:color w:val="000000"/>
+              </w:rPr>
+            </w:pPr>
+            <w:r>
+              <w:rPr>
+                <w:rFonts w:ascii="Helvetica" w:hAnsi="Helvetica" w:eastAsia="Helvetica" w:cs="Helvetica"/>
+                <w:i w:val="false"/>
+                <w:b w:val="false"/>
+                <w:u w:val="none"/>
+                <w:sz w:val="22"/>
+                <w:szCs w:val="22"/>
+                <w:color w:val="000000"/>
+              </w:rPr>
+              <w:t xml:space="preserve">0.061</w:t>
             </w:r>
           </w:p>
         </w:tc>
@@ -11729,113 +11729,113 @@
                 <w:szCs w:val="22"/>
                 <w:color w:val="000000"/>
               </w:rPr>
-              <w:t xml:space="preserve">0.75</w:t>
-            </w:r>
-          </w:p>
-        </w:tc>
-        <w:tc>
-          <w:tcPr>
-            <w:tcBorders>
-              <w:bottom w:val="none" w:sz="0" w:space="0" w:color="000000"/>
-              <w:top w:val="none" w:sz="0" w:space="0" w:color="000000"/>
-              <w:left w:val="none" w:sz="0" w:space="0" w:color="000000"/>
-              <w:right w:val="none" w:sz="0" w:space="0" w:color="000000"/>
-            </w:tcBorders>
-            <w:shd w:val="clear" w:color="auto" w:fill="FFFFFF"/>
-            <w:tcMar>
-              <w:top w:w="0" w:type="dxa"/>
-              <w:bottom w:w="0" w:type="dxa"/>
-              <w:left w:w="0" w:type="dxa"/>
-              <w:right w:w="0" w:type="dxa"/>
-            </w:tcMar>
-            <w:vAlign w:val="top"/>
-          </w:tcPr>
-          <w:p>
-            <w:pPr>
-              <w:pStyle w:val="Normal"/>
-              <w:jc w:val="center"/>
-              <w:pBdr>
-                <w:bottom w:val="none" w:sz="0" w:space="0" w:color="000000"/>
-                <w:top w:val="none" w:sz="0" w:space="0" w:color="000000"/>
-                <w:left w:val="none" w:sz="0" w:space="0" w:color="000000"/>
-                <w:right w:val="none" w:sz="0" w:space="0" w:color="000000"/>
-              </w:pBdr>
-              <w:spacing w:after="100" w:before="100" w:line="240"/>
-              <w:ind w:left="100" w:right="100" w:firstLine="0" w:firstLineChars="0"/>
-              <w:rPr>
-                <w:rFonts w:ascii="Helvetica" w:hAnsi="Helvetica" w:eastAsia="Helvetica" w:cs="Helvetica"/>
-                <w:i w:val="false"/>
-                <w:b w:val="false"/>
-                <w:u w:val="none"/>
-                <w:sz w:val="22"/>
-                <w:szCs w:val="22"/>
-                <w:color w:val="000000"/>
-              </w:rPr>
-            </w:pPr>
-            <w:r>
-              <w:rPr>
-                <w:rFonts w:ascii="Helvetica" w:hAnsi="Helvetica" w:eastAsia="Helvetica" w:cs="Helvetica"/>
-                <w:i w:val="false"/>
-                <w:b w:val="false"/>
-                <w:u w:val="none"/>
-                <w:sz w:val="22"/>
-                <w:szCs w:val="22"/>
-                <w:color w:val="000000"/>
-              </w:rPr>
-              <w:t xml:space="preserve">0.39, 1.44</w:t>
-            </w:r>
-          </w:p>
-        </w:tc>
-        <w:tc>
-          <w:tcPr>
-            <w:tcBorders>
-              <w:bottom w:val="none" w:sz="0" w:space="0" w:color="000000"/>
-              <w:top w:val="none" w:sz="0" w:space="0" w:color="000000"/>
-              <w:left w:val="none" w:sz="0" w:space="0" w:color="000000"/>
-              <w:right w:val="none" w:sz="0" w:space="0" w:color="000000"/>
-            </w:tcBorders>
-            <w:shd w:val="clear" w:color="auto" w:fill="FFFFFF"/>
-            <w:tcMar>
-              <w:top w:w="0" w:type="dxa"/>
-              <w:bottom w:w="0" w:type="dxa"/>
-              <w:left w:w="0" w:type="dxa"/>
-              <w:right w:w="0" w:type="dxa"/>
-            </w:tcMar>
-            <w:vAlign w:val="top"/>
-          </w:tcPr>
-          <w:p>
-            <w:pPr>
-              <w:pStyle w:val="Normal"/>
-              <w:jc w:val="center"/>
-              <w:pBdr>
-                <w:bottom w:val="none" w:sz="0" w:space="0" w:color="000000"/>
-                <w:top w:val="none" w:sz="0" w:space="0" w:color="000000"/>
-                <w:left w:val="none" w:sz="0" w:space="0" w:color="000000"/>
-                <w:right w:val="none" w:sz="0" w:space="0" w:color="000000"/>
-              </w:pBdr>
-              <w:spacing w:after="100" w:before="100" w:line="240"/>
-              <w:ind w:left="100" w:right="100" w:firstLine="0" w:firstLineChars="0"/>
-              <w:rPr>
-                <w:rFonts w:ascii="Helvetica" w:hAnsi="Helvetica" w:eastAsia="Helvetica" w:cs="Helvetica"/>
-                <w:i w:val="false"/>
-                <w:b w:val="false"/>
-                <w:u w:val="none"/>
-                <w:sz w:val="22"/>
-                <w:szCs w:val="22"/>
-                <w:color w:val="000000"/>
-              </w:rPr>
-            </w:pPr>
-            <w:r>
-              <w:rPr>
-                <w:rFonts w:ascii="Helvetica" w:hAnsi="Helvetica" w:eastAsia="Helvetica" w:cs="Helvetica"/>
-                <w:i w:val="false"/>
-                <w:b w:val="false"/>
-                <w:u w:val="none"/>
-                <w:sz w:val="22"/>
-                <w:szCs w:val="22"/>
-                <w:color w:val="000000"/>
-              </w:rPr>
-              <w:t xml:space="preserve">0.390</w:t>
+              <w:t xml:space="preserve">0.76</w:t>
+            </w:r>
+          </w:p>
+        </w:tc>
+        <w:tc>
+          <w:tcPr>
+            <w:tcBorders>
+              <w:bottom w:val="none" w:sz="0" w:space="0" w:color="000000"/>
+              <w:top w:val="none" w:sz="0" w:space="0" w:color="000000"/>
+              <w:left w:val="none" w:sz="0" w:space="0" w:color="000000"/>
+              <w:right w:val="none" w:sz="0" w:space="0" w:color="000000"/>
+            </w:tcBorders>
+            <w:shd w:val="clear" w:color="auto" w:fill="FFFFFF"/>
+            <w:tcMar>
+              <w:top w:w="0" w:type="dxa"/>
+              <w:bottom w:w="0" w:type="dxa"/>
+              <w:left w:w="0" w:type="dxa"/>
+              <w:right w:w="0" w:type="dxa"/>
+            </w:tcMar>
+            <w:vAlign w:val="top"/>
+          </w:tcPr>
+          <w:p>
+            <w:pPr>
+              <w:pStyle w:val="Normal"/>
+              <w:jc w:val="center"/>
+              <w:pBdr>
+                <w:bottom w:val="none" w:sz="0" w:space="0" w:color="000000"/>
+                <w:top w:val="none" w:sz="0" w:space="0" w:color="000000"/>
+                <w:left w:val="none" w:sz="0" w:space="0" w:color="000000"/>
+                <w:right w:val="none" w:sz="0" w:space="0" w:color="000000"/>
+              </w:pBdr>
+              <w:spacing w:after="100" w:before="100" w:line="240"/>
+              <w:ind w:left="100" w:right="100" w:firstLine="0" w:firstLineChars="0"/>
+              <w:rPr>
+                <w:rFonts w:ascii="Helvetica" w:hAnsi="Helvetica" w:eastAsia="Helvetica" w:cs="Helvetica"/>
+                <w:i w:val="false"/>
+                <w:b w:val="false"/>
+                <w:u w:val="none"/>
+                <w:sz w:val="22"/>
+                <w:szCs w:val="22"/>
+                <w:color w:val="000000"/>
+              </w:rPr>
+            </w:pPr>
+            <w:r>
+              <w:rPr>
+                <w:rFonts w:ascii="Helvetica" w:hAnsi="Helvetica" w:eastAsia="Helvetica" w:cs="Helvetica"/>
+                <w:i w:val="false"/>
+                <w:b w:val="false"/>
+                <w:u w:val="none"/>
+                <w:sz w:val="22"/>
+                <w:szCs w:val="22"/>
+                <w:color w:val="000000"/>
+              </w:rPr>
+              <w:t xml:space="preserve">0.39, 1.45</w:t>
+            </w:r>
+          </w:p>
+        </w:tc>
+        <w:tc>
+          <w:tcPr>
+            <w:tcBorders>
+              <w:bottom w:val="none" w:sz="0" w:space="0" w:color="000000"/>
+              <w:top w:val="none" w:sz="0" w:space="0" w:color="000000"/>
+              <w:left w:val="none" w:sz="0" w:space="0" w:color="000000"/>
+              <w:right w:val="none" w:sz="0" w:space="0" w:color="000000"/>
+            </w:tcBorders>
+            <w:shd w:val="clear" w:color="auto" w:fill="FFFFFF"/>
+            <w:tcMar>
+              <w:top w:w="0" w:type="dxa"/>
+              <w:bottom w:w="0" w:type="dxa"/>
+              <w:left w:w="0" w:type="dxa"/>
+              <w:right w:w="0" w:type="dxa"/>
+            </w:tcMar>
+            <w:vAlign w:val="top"/>
+          </w:tcPr>
+          <w:p>
+            <w:pPr>
+              <w:pStyle w:val="Normal"/>
+              <w:jc w:val="center"/>
+              <w:pBdr>
+                <w:bottom w:val="none" w:sz="0" w:space="0" w:color="000000"/>
+                <w:top w:val="none" w:sz="0" w:space="0" w:color="000000"/>
+                <w:left w:val="none" w:sz="0" w:space="0" w:color="000000"/>
+                <w:right w:val="none" w:sz="0" w:space="0" w:color="000000"/>
+              </w:pBdr>
+              <w:spacing w:after="100" w:before="100" w:line="240"/>
+              <w:ind w:left="100" w:right="100" w:firstLine="0" w:firstLineChars="0"/>
+              <w:rPr>
+                <w:rFonts w:ascii="Helvetica" w:hAnsi="Helvetica" w:eastAsia="Helvetica" w:cs="Helvetica"/>
+                <w:i w:val="false"/>
+                <w:b w:val="false"/>
+                <w:u w:val="none"/>
+                <w:sz w:val="22"/>
+                <w:szCs w:val="22"/>
+                <w:color w:val="000000"/>
+              </w:rPr>
+            </w:pPr>
+            <w:r>
+              <w:rPr>
+                <w:rFonts w:ascii="Helvetica" w:hAnsi="Helvetica" w:eastAsia="Helvetica" w:cs="Helvetica"/>
+                <w:i w:val="false"/>
+                <w:b w:val="false"/>
+                <w:u w:val="none"/>
+                <w:sz w:val="22"/>
+                <w:szCs w:val="22"/>
+                <w:color w:val="000000"/>
+              </w:rPr>
+              <w:t xml:space="preserve">0.400</w:t>
             </w:r>
           </w:p>
         </w:tc>
@@ -13231,60 +13231,60 @@
                 <w:szCs w:val="22"/>
                 <w:color w:val="000000"/>
               </w:rPr>
-              <w:t xml:space="preserve">0.25, 1.22</w:t>
-            </w:r>
-          </w:p>
-        </w:tc>
-        <w:tc>
-          <w:tcPr>
-            <w:tcBorders>
-              <w:bottom w:val="none" w:sz="0" w:space="0" w:color="000000"/>
-              <w:top w:val="none" w:sz="0" w:space="0" w:color="000000"/>
-              <w:left w:val="none" w:sz="0" w:space="0" w:color="000000"/>
-              <w:right w:val="none" w:sz="0" w:space="0" w:color="000000"/>
-            </w:tcBorders>
-            <w:shd w:val="clear" w:color="auto" w:fill="FFFFFF"/>
-            <w:tcMar>
-              <w:top w:w="0" w:type="dxa"/>
-              <w:bottom w:w="0" w:type="dxa"/>
-              <w:left w:w="0" w:type="dxa"/>
-              <w:right w:w="0" w:type="dxa"/>
-            </w:tcMar>
-            <w:vAlign w:val="top"/>
-          </w:tcPr>
-          <w:p>
-            <w:pPr>
-              <w:pStyle w:val="Normal"/>
-              <w:jc w:val="center"/>
-              <w:pBdr>
-                <w:bottom w:val="none" w:sz="0" w:space="0" w:color="000000"/>
-                <w:top w:val="none" w:sz="0" w:space="0" w:color="000000"/>
-                <w:left w:val="none" w:sz="0" w:space="0" w:color="000000"/>
-                <w:right w:val="none" w:sz="0" w:space="0" w:color="000000"/>
-              </w:pBdr>
-              <w:spacing w:after="100" w:before="100" w:line="240"/>
-              <w:ind w:left="100" w:right="100" w:firstLine="0" w:firstLineChars="0"/>
-              <w:rPr>
-                <w:rFonts w:ascii="Helvetica" w:hAnsi="Helvetica" w:eastAsia="Helvetica" w:cs="Helvetica"/>
-                <w:i w:val="false"/>
-                <w:b w:val="false"/>
-                <w:u w:val="none"/>
-                <w:sz w:val="22"/>
-                <w:szCs w:val="22"/>
-                <w:color w:val="000000"/>
-              </w:rPr>
-            </w:pPr>
-            <w:r>
-              <w:rPr>
-                <w:rFonts w:ascii="Helvetica" w:hAnsi="Helvetica" w:eastAsia="Helvetica" w:cs="Helvetica"/>
-                <w:i w:val="false"/>
-                <w:b w:val="false"/>
-                <w:u w:val="none"/>
-                <w:sz w:val="22"/>
-                <w:szCs w:val="22"/>
-                <w:color w:val="000000"/>
-              </w:rPr>
-              <w:t xml:space="preserve">0.140</w:t>
+              <w:t xml:space="preserve">0.25, 1.21</w:t>
+            </w:r>
+          </w:p>
+        </w:tc>
+        <w:tc>
+          <w:tcPr>
+            <w:tcBorders>
+              <w:bottom w:val="none" w:sz="0" w:space="0" w:color="000000"/>
+              <w:top w:val="none" w:sz="0" w:space="0" w:color="000000"/>
+              <w:left w:val="none" w:sz="0" w:space="0" w:color="000000"/>
+              <w:right w:val="none" w:sz="0" w:space="0" w:color="000000"/>
+            </w:tcBorders>
+            <w:shd w:val="clear" w:color="auto" w:fill="FFFFFF"/>
+            <w:tcMar>
+              <w:top w:w="0" w:type="dxa"/>
+              <w:bottom w:w="0" w:type="dxa"/>
+              <w:left w:w="0" w:type="dxa"/>
+              <w:right w:w="0" w:type="dxa"/>
+            </w:tcMar>
+            <w:vAlign w:val="top"/>
+          </w:tcPr>
+          <w:p>
+            <w:pPr>
+              <w:pStyle w:val="Normal"/>
+              <w:jc w:val="center"/>
+              <w:pBdr>
+                <w:bottom w:val="none" w:sz="0" w:space="0" w:color="000000"/>
+                <w:top w:val="none" w:sz="0" w:space="0" w:color="000000"/>
+                <w:left w:val="none" w:sz="0" w:space="0" w:color="000000"/>
+                <w:right w:val="none" w:sz="0" w:space="0" w:color="000000"/>
+              </w:pBdr>
+              <w:spacing w:after="100" w:before="100" w:line="240"/>
+              <w:ind w:left="100" w:right="100" w:firstLine="0" w:firstLineChars="0"/>
+              <w:rPr>
+                <w:rFonts w:ascii="Helvetica" w:hAnsi="Helvetica" w:eastAsia="Helvetica" w:cs="Helvetica"/>
+                <w:i w:val="false"/>
+                <w:b w:val="false"/>
+                <w:u w:val="none"/>
+                <w:sz w:val="22"/>
+                <w:szCs w:val="22"/>
+                <w:color w:val="000000"/>
+              </w:rPr>
+            </w:pPr>
+            <w:r>
+              <w:rPr>
+                <w:rFonts w:ascii="Helvetica" w:hAnsi="Helvetica" w:eastAsia="Helvetica" w:cs="Helvetica"/>
+                <w:i w:val="false"/>
+                <w:b w:val="false"/>
+                <w:u w:val="none"/>
+                <w:sz w:val="22"/>
+                <w:szCs w:val="22"/>
+                <w:color w:val="000000"/>
+              </w:rPr>
+              <w:t xml:space="preserve">0.130</w:t>
             </w:r>
           </w:p>
         </w:tc>
@@ -13661,113 +13661,113 @@
                 <w:szCs w:val="22"/>
                 <w:color w:val="000000"/>
               </w:rPr>
-              <w:t xml:space="preserve">1.42</w:t>
-            </w:r>
-          </w:p>
-        </w:tc>
-        <w:tc>
-          <w:tcPr>
-            <w:tcBorders>
-              <w:bottom w:val="none" w:sz="0" w:space="0" w:color="000000"/>
-              <w:top w:val="none" w:sz="0" w:space="0" w:color="000000"/>
-              <w:left w:val="none" w:sz="0" w:space="0" w:color="000000"/>
-              <w:right w:val="none" w:sz="0" w:space="0" w:color="000000"/>
-            </w:tcBorders>
-            <w:shd w:val="clear" w:color="auto" w:fill="FFFFFF"/>
-            <w:tcMar>
-              <w:top w:w="0" w:type="dxa"/>
-              <w:bottom w:w="0" w:type="dxa"/>
-              <w:left w:w="0" w:type="dxa"/>
-              <w:right w:w="0" w:type="dxa"/>
-            </w:tcMar>
-            <w:vAlign w:val="top"/>
-          </w:tcPr>
-          <w:p>
-            <w:pPr>
-              <w:pStyle w:val="Normal"/>
-              <w:jc w:val="center"/>
-              <w:pBdr>
-                <w:bottom w:val="none" w:sz="0" w:space="0" w:color="000000"/>
-                <w:top w:val="none" w:sz="0" w:space="0" w:color="000000"/>
-                <w:left w:val="none" w:sz="0" w:space="0" w:color="000000"/>
-                <w:right w:val="none" w:sz="0" w:space="0" w:color="000000"/>
-              </w:pBdr>
-              <w:spacing w:after="100" w:before="100" w:line="240"/>
-              <w:ind w:left="100" w:right="100" w:firstLine="0" w:firstLineChars="0"/>
-              <w:rPr>
-                <w:rFonts w:ascii="Helvetica" w:hAnsi="Helvetica" w:eastAsia="Helvetica" w:cs="Helvetica"/>
-                <w:i w:val="false"/>
-                <w:b w:val="false"/>
-                <w:u w:val="none"/>
-                <w:sz w:val="22"/>
-                <w:szCs w:val="22"/>
-                <w:color w:val="000000"/>
-              </w:rPr>
-            </w:pPr>
-            <w:r>
-              <w:rPr>
-                <w:rFonts w:ascii="Helvetica" w:hAnsi="Helvetica" w:eastAsia="Helvetica" w:cs="Helvetica"/>
-                <w:i w:val="false"/>
-                <w:b w:val="false"/>
-                <w:u w:val="none"/>
-                <w:sz w:val="22"/>
-                <w:szCs w:val="22"/>
-                <w:color w:val="000000"/>
-              </w:rPr>
-              <w:t xml:space="preserve">0.75, 2.69</w:t>
-            </w:r>
-          </w:p>
-        </w:tc>
-        <w:tc>
-          <w:tcPr>
-            <w:tcBorders>
-              <w:bottom w:val="none" w:sz="0" w:space="0" w:color="000000"/>
-              <w:top w:val="none" w:sz="0" w:space="0" w:color="000000"/>
-              <w:left w:val="none" w:sz="0" w:space="0" w:color="000000"/>
-              <w:right w:val="none" w:sz="0" w:space="0" w:color="000000"/>
-            </w:tcBorders>
-            <w:shd w:val="clear" w:color="auto" w:fill="FFFFFF"/>
-            <w:tcMar>
-              <w:top w:w="0" w:type="dxa"/>
-              <w:bottom w:w="0" w:type="dxa"/>
-              <w:left w:w="0" w:type="dxa"/>
-              <w:right w:w="0" w:type="dxa"/>
-            </w:tcMar>
-            <w:vAlign w:val="top"/>
-          </w:tcPr>
-          <w:p>
-            <w:pPr>
-              <w:pStyle w:val="Normal"/>
-              <w:jc w:val="center"/>
-              <w:pBdr>
-                <w:bottom w:val="none" w:sz="0" w:space="0" w:color="000000"/>
-                <w:top w:val="none" w:sz="0" w:space="0" w:color="000000"/>
-                <w:left w:val="none" w:sz="0" w:space="0" w:color="000000"/>
-                <w:right w:val="none" w:sz="0" w:space="0" w:color="000000"/>
-              </w:pBdr>
-              <w:spacing w:after="100" w:before="100" w:line="240"/>
-              <w:ind w:left="100" w:right="100" w:firstLine="0" w:firstLineChars="0"/>
-              <w:rPr>
-                <w:rFonts w:ascii="Helvetica" w:hAnsi="Helvetica" w:eastAsia="Helvetica" w:cs="Helvetica"/>
-                <w:i w:val="false"/>
-                <w:b w:val="false"/>
-                <w:u w:val="none"/>
-                <w:sz w:val="22"/>
-                <w:szCs w:val="22"/>
-                <w:color w:val="000000"/>
-              </w:rPr>
-            </w:pPr>
-            <w:r>
-              <w:rPr>
-                <w:rFonts w:ascii="Helvetica" w:hAnsi="Helvetica" w:eastAsia="Helvetica" w:cs="Helvetica"/>
-                <w:i w:val="false"/>
-                <w:b w:val="false"/>
-                <w:u w:val="none"/>
-                <w:sz w:val="22"/>
-                <w:szCs w:val="22"/>
-                <w:color w:val="000000"/>
-              </w:rPr>
-              <w:t xml:space="preserve">0.290</w:t>
+              <w:t xml:space="preserve">1.43</w:t>
+            </w:r>
+          </w:p>
+        </w:tc>
+        <w:tc>
+          <w:tcPr>
+            <w:tcBorders>
+              <w:bottom w:val="none" w:sz="0" w:space="0" w:color="000000"/>
+              <w:top w:val="none" w:sz="0" w:space="0" w:color="000000"/>
+              <w:left w:val="none" w:sz="0" w:space="0" w:color="000000"/>
+              <w:right w:val="none" w:sz="0" w:space="0" w:color="000000"/>
+            </w:tcBorders>
+            <w:shd w:val="clear" w:color="auto" w:fill="FFFFFF"/>
+            <w:tcMar>
+              <w:top w:w="0" w:type="dxa"/>
+              <w:bottom w:w="0" w:type="dxa"/>
+              <w:left w:w="0" w:type="dxa"/>
+              <w:right w:w="0" w:type="dxa"/>
+            </w:tcMar>
+            <w:vAlign w:val="top"/>
+          </w:tcPr>
+          <w:p>
+            <w:pPr>
+              <w:pStyle w:val="Normal"/>
+              <w:jc w:val="center"/>
+              <w:pBdr>
+                <w:bottom w:val="none" w:sz="0" w:space="0" w:color="000000"/>
+                <w:top w:val="none" w:sz="0" w:space="0" w:color="000000"/>
+                <w:left w:val="none" w:sz="0" w:space="0" w:color="000000"/>
+                <w:right w:val="none" w:sz="0" w:space="0" w:color="000000"/>
+              </w:pBdr>
+              <w:spacing w:after="100" w:before="100" w:line="240"/>
+              <w:ind w:left="100" w:right="100" w:firstLine="0" w:firstLineChars="0"/>
+              <w:rPr>
+                <w:rFonts w:ascii="Helvetica" w:hAnsi="Helvetica" w:eastAsia="Helvetica" w:cs="Helvetica"/>
+                <w:i w:val="false"/>
+                <w:b w:val="false"/>
+                <w:u w:val="none"/>
+                <w:sz w:val="22"/>
+                <w:szCs w:val="22"/>
+                <w:color w:val="000000"/>
+              </w:rPr>
+            </w:pPr>
+            <w:r>
+              <w:rPr>
+                <w:rFonts w:ascii="Helvetica" w:hAnsi="Helvetica" w:eastAsia="Helvetica" w:cs="Helvetica"/>
+                <w:i w:val="false"/>
+                <w:b w:val="false"/>
+                <w:u w:val="none"/>
+                <w:sz w:val="22"/>
+                <w:szCs w:val="22"/>
+                <w:color w:val="000000"/>
+              </w:rPr>
+              <w:t xml:space="preserve">0.75, 2.71</w:t>
+            </w:r>
+          </w:p>
+        </w:tc>
+        <w:tc>
+          <w:tcPr>
+            <w:tcBorders>
+              <w:bottom w:val="none" w:sz="0" w:space="0" w:color="000000"/>
+              <w:top w:val="none" w:sz="0" w:space="0" w:color="000000"/>
+              <w:left w:val="none" w:sz="0" w:space="0" w:color="000000"/>
+              <w:right w:val="none" w:sz="0" w:space="0" w:color="000000"/>
+            </w:tcBorders>
+            <w:shd w:val="clear" w:color="auto" w:fill="FFFFFF"/>
+            <w:tcMar>
+              <w:top w:w="0" w:type="dxa"/>
+              <w:bottom w:w="0" w:type="dxa"/>
+              <w:left w:w="0" w:type="dxa"/>
+              <w:right w:w="0" w:type="dxa"/>
+            </w:tcMar>
+            <w:vAlign w:val="top"/>
+          </w:tcPr>
+          <w:p>
+            <w:pPr>
+              <w:pStyle w:val="Normal"/>
+              <w:jc w:val="center"/>
+              <w:pBdr>
+                <w:bottom w:val="none" w:sz="0" w:space="0" w:color="000000"/>
+                <w:top w:val="none" w:sz="0" w:space="0" w:color="000000"/>
+                <w:left w:val="none" w:sz="0" w:space="0" w:color="000000"/>
+                <w:right w:val="none" w:sz="0" w:space="0" w:color="000000"/>
+              </w:pBdr>
+              <w:spacing w:after="100" w:before="100" w:line="240"/>
+              <w:ind w:left="100" w:right="100" w:firstLine="0" w:firstLineChars="0"/>
+              <w:rPr>
+                <w:rFonts w:ascii="Helvetica" w:hAnsi="Helvetica" w:eastAsia="Helvetica" w:cs="Helvetica"/>
+                <w:i w:val="false"/>
+                <w:b w:val="false"/>
+                <w:u w:val="none"/>
+                <w:sz w:val="22"/>
+                <w:szCs w:val="22"/>
+                <w:color w:val="000000"/>
+              </w:rPr>
+            </w:pPr>
+            <w:r>
+              <w:rPr>
+                <w:rFonts w:ascii="Helvetica" w:hAnsi="Helvetica" w:eastAsia="Helvetica" w:cs="Helvetica"/>
+                <w:i w:val="false"/>
+                <w:b w:val="false"/>
+                <w:u w:val="none"/>
+                <w:sz w:val="22"/>
+                <w:szCs w:val="22"/>
+                <w:color w:val="000000"/>
+              </w:rPr>
+              <w:t xml:space="preserve">0.280</w:t>
             </w:r>
           </w:p>
         </w:tc>
@@ -14250,7 +14250,7 @@
                 <w:szCs w:val="22"/>
                 <w:color w:val="000000"/>
               </w:rPr>
-              <w:t xml:space="preserve">0.070</w:t>
+              <w:t xml:space="preserve">0.072</w:t>
             </w:r>
           </w:p>
         </w:tc>
@@ -14627,7 +14627,7 @@
                 <w:szCs w:val="22"/>
                 <w:color w:val="000000"/>
               </w:rPr>
-              <w:t xml:space="preserve">1.03</w:t>
+              <w:t xml:space="preserve">1.02</w:t>
             </w:r>
           </w:p>
         </w:tc>
@@ -14733,7 +14733,7 @@
                 <w:szCs w:val="22"/>
                 <w:color w:val="000000"/>
               </w:rPr>
-              <w:t xml:space="preserve">0.910</w:t>
+              <w:t xml:space="preserve">0.920</w:t>
             </w:r>
           </w:p>
         </w:tc>
@@ -15163,7 +15163,7 @@
                 <w:szCs w:val="22"/>
                 <w:color w:val="000000"/>
               </w:rPr>
-              <w:t xml:space="preserve">0.20, 2.67</w:t>
+              <w:t xml:space="preserve">0.20, 2.68</w:t>
             </w:r>
           </w:p>
         </w:tc>
@@ -15593,113 +15593,113 @@
                 <w:szCs w:val="22"/>
                 <w:color w:val="000000"/>
               </w:rPr>
-              <w:t xml:space="preserve">1.35</w:t>
-            </w:r>
-          </w:p>
-        </w:tc>
-        <w:tc>
-          <w:tcPr>
-            <w:tcBorders>
-              <w:bottom w:val="none" w:sz="0" w:space="0" w:color="000000"/>
-              <w:top w:val="none" w:sz="0" w:space="0" w:color="000000"/>
-              <w:left w:val="none" w:sz="0" w:space="0" w:color="000000"/>
-              <w:right w:val="none" w:sz="0" w:space="0" w:color="000000"/>
-            </w:tcBorders>
-            <w:shd w:val="clear" w:color="auto" w:fill="FFFFFF"/>
-            <w:tcMar>
-              <w:top w:w="0" w:type="dxa"/>
-              <w:bottom w:w="0" w:type="dxa"/>
-              <w:left w:w="0" w:type="dxa"/>
-              <w:right w:w="0" w:type="dxa"/>
-            </w:tcMar>
-            <w:vAlign w:val="top"/>
-          </w:tcPr>
-          <w:p>
-            <w:pPr>
-              <w:pStyle w:val="Normal"/>
-              <w:jc w:val="center"/>
-              <w:pBdr>
-                <w:bottom w:val="none" w:sz="0" w:space="0" w:color="000000"/>
-                <w:top w:val="none" w:sz="0" w:space="0" w:color="000000"/>
-                <w:left w:val="none" w:sz="0" w:space="0" w:color="000000"/>
-                <w:right w:val="none" w:sz="0" w:space="0" w:color="000000"/>
-              </w:pBdr>
-              <w:spacing w:after="100" w:before="100" w:line="240"/>
-              <w:ind w:left="100" w:right="100" w:firstLine="0" w:firstLineChars="0"/>
-              <w:rPr>
-                <w:rFonts w:ascii="Helvetica" w:hAnsi="Helvetica" w:eastAsia="Helvetica" w:cs="Helvetica"/>
-                <w:i w:val="false"/>
-                <w:b w:val="false"/>
-                <w:u w:val="none"/>
-                <w:sz w:val="22"/>
-                <w:szCs w:val="22"/>
-                <w:color w:val="000000"/>
-              </w:rPr>
-            </w:pPr>
-            <w:r>
-              <w:rPr>
-                <w:rFonts w:ascii="Helvetica" w:hAnsi="Helvetica" w:eastAsia="Helvetica" w:cs="Helvetica"/>
-                <w:i w:val="false"/>
-                <w:b w:val="false"/>
-                <w:u w:val="none"/>
-                <w:sz w:val="22"/>
-                <w:szCs w:val="22"/>
-                <w:color w:val="000000"/>
-              </w:rPr>
-              <w:t xml:space="preserve">0.88, 2.07</w:t>
-            </w:r>
-          </w:p>
-        </w:tc>
-        <w:tc>
-          <w:tcPr>
-            <w:tcBorders>
-              <w:bottom w:val="none" w:sz="0" w:space="0" w:color="000000"/>
-              <w:top w:val="none" w:sz="0" w:space="0" w:color="000000"/>
-              <w:left w:val="none" w:sz="0" w:space="0" w:color="000000"/>
-              <w:right w:val="none" w:sz="0" w:space="0" w:color="000000"/>
-            </w:tcBorders>
-            <w:shd w:val="clear" w:color="auto" w:fill="FFFFFF"/>
-            <w:tcMar>
-              <w:top w:w="0" w:type="dxa"/>
-              <w:bottom w:w="0" w:type="dxa"/>
-              <w:left w:w="0" w:type="dxa"/>
-              <w:right w:w="0" w:type="dxa"/>
-            </w:tcMar>
-            <w:vAlign w:val="top"/>
-          </w:tcPr>
-          <w:p>
-            <w:pPr>
-              <w:pStyle w:val="Normal"/>
-              <w:jc w:val="center"/>
-              <w:pBdr>
-                <w:bottom w:val="none" w:sz="0" w:space="0" w:color="000000"/>
-                <w:top w:val="none" w:sz="0" w:space="0" w:color="000000"/>
-                <w:left w:val="none" w:sz="0" w:space="0" w:color="000000"/>
-                <w:right w:val="none" w:sz="0" w:space="0" w:color="000000"/>
-              </w:pBdr>
-              <w:spacing w:after="100" w:before="100" w:line="240"/>
-              <w:ind w:left="100" w:right="100" w:firstLine="0" w:firstLineChars="0"/>
-              <w:rPr>
-                <w:rFonts w:ascii="Helvetica" w:hAnsi="Helvetica" w:eastAsia="Helvetica" w:cs="Helvetica"/>
-                <w:i w:val="false"/>
-                <w:b w:val="false"/>
-                <w:u w:val="none"/>
-                <w:sz w:val="22"/>
-                <w:szCs w:val="22"/>
-                <w:color w:val="000000"/>
-              </w:rPr>
-            </w:pPr>
-            <w:r>
-              <w:rPr>
-                <w:rFonts w:ascii="Helvetica" w:hAnsi="Helvetica" w:eastAsia="Helvetica" w:cs="Helvetica"/>
-                <w:i w:val="false"/>
-                <w:b w:val="false"/>
-                <w:u w:val="none"/>
-                <w:sz w:val="22"/>
-                <w:szCs w:val="22"/>
-                <w:color w:val="000000"/>
-              </w:rPr>
-              <w:t xml:space="preserve">0.170</w:t>
+              <w:t xml:space="preserve">1.34</w:t>
+            </w:r>
+          </w:p>
+        </w:tc>
+        <w:tc>
+          <w:tcPr>
+            <w:tcBorders>
+              <w:bottom w:val="none" w:sz="0" w:space="0" w:color="000000"/>
+              <w:top w:val="none" w:sz="0" w:space="0" w:color="000000"/>
+              <w:left w:val="none" w:sz="0" w:space="0" w:color="000000"/>
+              <w:right w:val="none" w:sz="0" w:space="0" w:color="000000"/>
+            </w:tcBorders>
+            <w:shd w:val="clear" w:color="auto" w:fill="FFFFFF"/>
+            <w:tcMar>
+              <w:top w:w="0" w:type="dxa"/>
+              <w:bottom w:w="0" w:type="dxa"/>
+              <w:left w:w="0" w:type="dxa"/>
+              <w:right w:w="0" w:type="dxa"/>
+            </w:tcMar>
+            <w:vAlign w:val="top"/>
+          </w:tcPr>
+          <w:p>
+            <w:pPr>
+              <w:pStyle w:val="Normal"/>
+              <w:jc w:val="center"/>
+              <w:pBdr>
+                <w:bottom w:val="none" w:sz="0" w:space="0" w:color="000000"/>
+                <w:top w:val="none" w:sz="0" w:space="0" w:color="000000"/>
+                <w:left w:val="none" w:sz="0" w:space="0" w:color="000000"/>
+                <w:right w:val="none" w:sz="0" w:space="0" w:color="000000"/>
+              </w:pBdr>
+              <w:spacing w:after="100" w:before="100" w:line="240"/>
+              <w:ind w:left="100" w:right="100" w:firstLine="0" w:firstLineChars="0"/>
+              <w:rPr>
+                <w:rFonts w:ascii="Helvetica" w:hAnsi="Helvetica" w:eastAsia="Helvetica" w:cs="Helvetica"/>
+                <w:i w:val="false"/>
+                <w:b w:val="false"/>
+                <w:u w:val="none"/>
+                <w:sz w:val="22"/>
+                <w:szCs w:val="22"/>
+                <w:color w:val="000000"/>
+              </w:rPr>
+            </w:pPr>
+            <w:r>
+              <w:rPr>
+                <w:rFonts w:ascii="Helvetica" w:hAnsi="Helvetica" w:eastAsia="Helvetica" w:cs="Helvetica"/>
+                <w:i w:val="false"/>
+                <w:b w:val="false"/>
+                <w:u w:val="none"/>
+                <w:sz w:val="22"/>
+                <w:szCs w:val="22"/>
+                <w:color w:val="000000"/>
+              </w:rPr>
+              <w:t xml:space="preserve">0.88, 2.05</w:t>
+            </w:r>
+          </w:p>
+        </w:tc>
+        <w:tc>
+          <w:tcPr>
+            <w:tcBorders>
+              <w:bottom w:val="none" w:sz="0" w:space="0" w:color="000000"/>
+              <w:top w:val="none" w:sz="0" w:space="0" w:color="000000"/>
+              <w:left w:val="none" w:sz="0" w:space="0" w:color="000000"/>
+              <w:right w:val="none" w:sz="0" w:space="0" w:color="000000"/>
+            </w:tcBorders>
+            <w:shd w:val="clear" w:color="auto" w:fill="FFFFFF"/>
+            <w:tcMar>
+              <w:top w:w="0" w:type="dxa"/>
+              <w:bottom w:w="0" w:type="dxa"/>
+              <w:left w:w="0" w:type="dxa"/>
+              <w:right w:w="0" w:type="dxa"/>
+            </w:tcMar>
+            <w:vAlign w:val="top"/>
+          </w:tcPr>
+          <w:p>
+            <w:pPr>
+              <w:pStyle w:val="Normal"/>
+              <w:jc w:val="center"/>
+              <w:pBdr>
+                <w:bottom w:val="none" w:sz="0" w:space="0" w:color="000000"/>
+                <w:top w:val="none" w:sz="0" w:space="0" w:color="000000"/>
+                <w:left w:val="none" w:sz="0" w:space="0" w:color="000000"/>
+                <w:right w:val="none" w:sz="0" w:space="0" w:color="000000"/>
+              </w:pBdr>
+              <w:spacing w:after="100" w:before="100" w:line="240"/>
+              <w:ind w:left="100" w:right="100" w:firstLine="0" w:firstLineChars="0"/>
+              <w:rPr>
+                <w:rFonts w:ascii="Helvetica" w:hAnsi="Helvetica" w:eastAsia="Helvetica" w:cs="Helvetica"/>
+                <w:i w:val="false"/>
+                <w:b w:val="false"/>
+                <w:u w:val="none"/>
+                <w:sz w:val="22"/>
+                <w:szCs w:val="22"/>
+                <w:color w:val="000000"/>
+              </w:rPr>
+            </w:pPr>
+            <w:r>
+              <w:rPr>
+                <w:rFonts w:ascii="Helvetica" w:hAnsi="Helvetica" w:eastAsia="Helvetica" w:cs="Helvetica"/>
+                <w:i w:val="false"/>
+                <w:b w:val="false"/>
+                <w:u w:val="none"/>
+                <w:sz w:val="22"/>
+                <w:szCs w:val="22"/>
+                <w:color w:val="000000"/>
+              </w:rPr>
+              <w:t xml:space="preserve">0.180</w:t>
             </w:r>
           </w:p>
         </w:tc>
@@ -16182,7 +16182,7 @@
                 <w:szCs w:val="22"/>
                 <w:color w:val="000000"/>
               </w:rPr>
-              <w:t xml:space="preserve">0.031</w:t>
+              <w:t xml:space="preserve">0.029</w:t>
             </w:r>
           </w:p>
         </w:tc>
